--- a/General Scenarios/General Scenarios.docx
+++ b/General Scenarios/General Scenarios.docx
@@ -1,6 +1,6 @@
 
 <file path=word/document.xml><?xml version="1.0" encoding="utf-8"?>
-<w:document xmlns:wpc="http://schemas.microsoft.com/office/word/2010/wordprocessingCanvas" xmlns:mc="http://schemas.openxmlformats.org/markup-compatibility/2006" xmlns:o="urn:schemas-microsoft-com:office:office" xmlns:r="http://schemas.openxmlformats.org/officeDocument/2006/relationships" xmlns:m="http://schemas.openxmlformats.org/officeDocument/2006/math" xmlns:v="urn:schemas-microsoft-com:vml" xmlns:wp14="http://schemas.microsoft.com/office/word/2010/wordprocessingDrawing" xmlns:wp="http://schemas.openxmlformats.org/drawingml/2006/wordprocessingDrawing" xmlns:w="http://schemas.openxmlformats.org/wordprocessingml/2006/main" xmlns:w14="http://schemas.microsoft.com/office/word/2010/wordml" xmlns:w10="urn:schemas-microsoft-com:office:word" xmlns:w15="http://schemas.microsoft.com/office/word/2012/wordml" xmlns:wpg="http://schemas.microsoft.com/office/word/2010/wordprocessingGroup" xmlns:wpi="http://schemas.microsoft.com/office/word/2010/wordprocessingInk" xmlns:wne="http://schemas.microsoft.com/office/word/2006/wordml" xmlns:wps="http://schemas.microsoft.com/office/word/2010/wordprocessingShape" xmlns:wpsCustomData="http://www.wps.cn/officeDocument/2013/wpsCustomData" mc:Ignorable="w14 w15 wp14">
+<w:document xmlns:wpc="http://schemas.microsoft.com/office/word/2010/wordprocessingCanvas" xmlns:cx="http://schemas.microsoft.com/office/drawing/2014/chartex" xmlns:cx1="http://schemas.microsoft.com/office/drawing/2015/9/8/chartex" xmlns:cx2="http://schemas.microsoft.com/office/drawing/2015/10/21/chartex" xmlns:cx3="http://schemas.microsoft.com/office/drawing/2016/5/9/chartex" xmlns:cx4="http://schemas.microsoft.com/office/drawing/2016/5/10/chartex" xmlns:cx5="http://schemas.microsoft.com/office/drawing/2016/5/11/chartex" xmlns:cx6="http://schemas.microsoft.com/office/drawing/2016/5/12/chartex" xmlns:cx7="http://schemas.microsoft.com/office/drawing/2016/5/13/chartex" xmlns:cx8="http://schemas.microsoft.com/office/drawing/2016/5/14/chartex" xmlns:mc="http://schemas.openxmlformats.org/markup-compatibility/2006" xmlns:o="urn:schemas-microsoft-com:office:office" xmlns:r="http://schemas.openxmlformats.org/officeDocument/2006/relationships" xmlns:m="http://schemas.openxmlformats.org/officeDocument/2006/math" xmlns:v="urn:schemas-microsoft-com:vml" xmlns:wp14="http://schemas.microsoft.com/office/word/2010/wordprocessingDrawing" xmlns:wp="http://schemas.openxmlformats.org/drawingml/2006/wordprocessingDrawing" xmlns:w="http://schemas.openxmlformats.org/wordprocessingml/2006/main" xmlns:w14="http://schemas.microsoft.com/office/word/2010/wordml" xmlns:w10="urn:schemas-microsoft-com:office:word" xmlns:w15="http://schemas.microsoft.com/office/word/2012/wordml" xmlns:wpg="http://schemas.microsoft.com/office/word/2010/wordprocessingGroup" xmlns:wpi="http://schemas.microsoft.com/office/word/2010/wordprocessingInk" xmlns:wne="http://schemas.microsoft.com/office/word/2006/wordml" xmlns:wps="http://schemas.microsoft.com/office/word/2010/wordprocessingShape" xmlns:wpsCustomData="http://www.wps.cn/officeDocument/2013/wpsCustomData" mc:Ignorable="w14 w15 wp14">
   <w:body>
     <w:p>
       <w:pPr>
@@ -18,6 +18,13 @@
         </w:rPr>
         <w:t>Tell me about your technical skills and roles and responsibilities?</w:t>
       </w:r>
+      <w:r>
+        <w:rPr>
+          <w:rFonts w:hint="default"/>
+          <w:lang w:val="en-US"/>
+        </w:rPr>
+        <w:t xml:space="preserve"> </w:t>
+      </w:r>
     </w:p>
     <w:p>
       <w:pPr>
@@ -116,7 +123,7 @@
           <w:rFonts w:hint="default"/>
           <w:lang w:val="en-US"/>
         </w:rPr>
-        <w:t xml:space="preserve">On the database side, I have experience working with relational databases such as PostgreSQL and Oracle for transactional systems, including schema design, query optimization, indexing, and performance tuning. I have also worked with MongoDB as a NoSQL database for handling flexible document-based data models and use cases requiring high scalability. </w:t>
+        <w:t xml:space="preserve">On the database side, I have experience working with relational databases such as PostgreSQL and Oracle for transactional systems, including schema design, query optimization, indexing, and performance tuning. I have also worked with MongoDB as a NoSQL database for handling flexible document-based data models and use cases requiring high scalability.  </w:t>
       </w:r>
     </w:p>
     <w:p>
@@ -209,16 +216,7 @@
           <w:rFonts w:hint="default"/>
           <w:lang w:val="en-US"/>
         </w:rPr>
-        <w:t xml:space="preserve">Additionally, I have experience working with CI/CD pipelines to automate build, testing, and </w:t>
-      </w:r>
-      <w:bookmarkStart w:id="0" w:name="_GoBack"/>
-      <w:bookmarkEnd w:id="0"/>
-      <w:r>
-        <w:rPr>
-          <w:rFonts w:hint="default"/>
-          <w:lang w:val="en-US"/>
-        </w:rPr>
-        <w:t>deployment processes using modern DevOps practices, enabling faster and reliable releases across environments.</w:t>
+        <w:t>Additionally, I have experience working with CI/CD pipelines to automate build, testing, and deployment processes using modern DevOps practices, enabling faster and reliable releases across environments.</w:t>
       </w:r>
     </w:p>
     <w:p>
@@ -6891,7 +6889,6 @@
             <w:insideH w:val="none" w:color="auto" w:sz="0" w:space="0"/>
             <w:insideV w:val="none" w:color="auto" w:sz="0" w:space="0"/>
           </w:tblBorders>
-          <w:shd w:val="clear" w:color="auto" w:fill="auto"/>
           <w:tblCellMar>
             <w:top w:w="15" w:type="dxa"/>
             <w:left w:w="15" w:type="dxa"/>
@@ -9405,6 +9402,7 @@
             <w:insideH w:val="none" w:color="auto" w:sz="0" w:space="0"/>
             <w:insideV w:val="none" w:color="auto" w:sz="0" w:space="0"/>
           </w:tblBorders>
+          <w:shd w:val="clear" w:color="auto" w:fill="auto"/>
           <w:tblCellMar>
             <w:top w:w="15" w:type="dxa"/>
             <w:left w:w="15" w:type="dxa"/>
@@ -9552,6 +9550,7 @@
             <w:insideH w:val="none" w:color="auto" w:sz="0" w:space="0"/>
             <w:insideV w:val="none" w:color="auto" w:sz="0" w:space="0"/>
           </w:tblBorders>
+          <w:shd w:val="clear" w:color="auto" w:fill="auto"/>
           <w:tblCellMar>
             <w:top w:w="15" w:type="dxa"/>
             <w:left w:w="15" w:type="dxa"/>
@@ -9625,6 +9624,7 @@
             <w:insideH w:val="none" w:color="auto" w:sz="0" w:space="0"/>
             <w:insideV w:val="none" w:color="auto" w:sz="0" w:space="0"/>
           </w:tblBorders>
+          <w:shd w:val="clear" w:color="auto" w:fill="auto"/>
           <w:tblCellMar>
             <w:top w:w="15" w:type="dxa"/>
             <w:left w:w="15" w:type="dxa"/>
@@ -9698,6 +9698,7 @@
             <w:insideH w:val="none" w:color="auto" w:sz="0" w:space="0"/>
             <w:insideV w:val="none" w:color="auto" w:sz="0" w:space="0"/>
           </w:tblBorders>
+          <w:shd w:val="clear" w:color="auto" w:fill="auto"/>
           <w:tblCellMar>
             <w:top w:w="15" w:type="dxa"/>
             <w:left w:w="15" w:type="dxa"/>
@@ -16987,6 +16988,12 @@
             <w:insideV w:val="none" w:color="auto" w:sz="0" w:space="0"/>
           </w:tblBorders>
           <w:shd w:val="clear" w:color="auto" w:fill="auto"/>
+          <w:tblCellMar>
+            <w:top w:w="15" w:type="dxa"/>
+            <w:left w:w="15" w:type="dxa"/>
+            <w:bottom w:w="15" w:type="dxa"/>
+            <w:right w:w="15" w:type="dxa"/>
+          </w:tblCellMar>
         </w:tblPrEx>
         <w:trPr>
           <w:tblHeader/>
@@ -17099,6 +17106,7 @@
             <w:insideH w:val="none" w:color="auto" w:sz="0" w:space="0"/>
             <w:insideV w:val="none" w:color="auto" w:sz="0" w:space="0"/>
           </w:tblBorders>
+          <w:shd w:val="clear" w:color="auto" w:fill="auto"/>
           <w:tblCellMar>
             <w:top w:w="15" w:type="dxa"/>
             <w:left w:w="15" w:type="dxa"/>
@@ -17297,6 +17305,7 @@
             <w:insideH w:val="none" w:color="auto" w:sz="0" w:space="0"/>
             <w:insideV w:val="none" w:color="auto" w:sz="0" w:space="0"/>
           </w:tblBorders>
+          <w:shd w:val="clear" w:color="auto" w:fill="auto"/>
           <w:tblCellMar>
             <w:top w:w="15" w:type="dxa"/>
             <w:left w:w="15" w:type="dxa"/>
@@ -17583,15 +17592,65 @@
       <w:pPr>
         <w:numPr>
           <w:ilvl w:val="0"/>
+          <w:numId w:val="0"/>
+        </w:numPr>
+        <w:ind w:leftChars="0"/>
+        <w:rPr>
+          <w:rFonts w:hint="default"/>
+          <w:b w:val="0"/>
+          <w:bCs w:val="0"/>
+          <w:lang w:val="en-US"/>
+        </w:rPr>
+      </w:pPr>
+      <w:r>
+        <w:rPr>
+          <w:rFonts w:hint="default"/>
+          <w:lang w:val="en-US"/>
+        </w:rPr>
+        <w:t xml:space="preserve">Ans: var does not mean dynamically typed. The type is inferred at compile time and cannot change. For example, var i = 20 is inferred as int, so we cannot later assign a String to it. We can reassign only </w:t>
+      </w:r>
+      <w:r>
+        <w:rPr>
+          <w:rFonts w:hint="default"/>
+          <w:b w:val="0"/>
+          <w:bCs w:val="0"/>
+          <w:lang w:val="en-US"/>
+        </w:rPr>
+        <w:t>values compatible with the inferred type..</w:t>
+      </w:r>
+    </w:p>
+    <w:p>
+      <w:pPr>
+        <w:numPr>
+          <w:ilvl w:val="0"/>
+          <w:numId w:val="0"/>
+        </w:numPr>
+        <w:ind w:leftChars="0"/>
+        <w:rPr>
+          <w:rFonts w:hint="default"/>
+          <w:b w:val="0"/>
+          <w:bCs w:val="0"/>
+          <w:lang w:val="en-US"/>
+        </w:rPr>
+      </w:pPr>
+    </w:p>
+    <w:p>
+      <w:pPr>
+        <w:numPr>
+          <w:ilvl w:val="0"/>
           <w:numId w:val="1"/>
         </w:numPr>
         <w:ind w:left="0" w:leftChars="0" w:firstLine="0" w:firstLineChars="0"/>
-      </w:pPr>
-      <w:r>
-        <w:rPr>
-          <w:rFonts w:hint="default"/>
-          <w:b/>
-          <w:bCs/>
+        <w:rPr>
+          <w:b w:val="0"/>
+          <w:bCs w:val="0"/>
+        </w:rPr>
+      </w:pPr>
+      <w:r>
+        <w:rPr>
+          <w:rFonts w:hint="default"/>
+          <w:b w:val="0"/>
+          <w:bCs w:val="0"/>
           <w:lang w:val="en-US"/>
         </w:rPr>
         <w:t>What happen if exception happened in down strean service?(MS1,Ms2,Ms3 what happened if MS3 have issue)</w:t>
@@ -17600,6 +17659,398 @@
     <w:p>
       <w:pPr>
         <w:numPr>
+          <w:numId w:val="0"/>
+        </w:numPr>
+        <w:ind w:leftChars="0"/>
+        <w:rPr>
+          <w:rFonts w:hint="default"/>
+          <w:b w:val="0"/>
+          <w:bCs w:val="0"/>
+          <w:lang w:val="en-US"/>
+        </w:rPr>
+      </w:pPr>
+      <w:r>
+        <w:rPr>
+          <w:rFonts w:hint="default"/>
+          <w:b w:val="0"/>
+          <w:bCs w:val="0"/>
+          <w:lang w:val="en-US"/>
+        </w:rPr>
+        <w:t>Ans :What happens?</w:t>
+      </w:r>
+    </w:p>
+    <w:p>
+      <w:pPr>
+        <w:numPr>
+          <w:numId w:val="0"/>
+        </w:numPr>
+        <w:ind w:leftChars="0"/>
+        <w:rPr>
+          <w:rFonts w:hint="default"/>
+          <w:b w:val="0"/>
+          <w:bCs w:val="0"/>
+          <w:lang w:val="en-US"/>
+        </w:rPr>
+      </w:pPr>
+    </w:p>
+    <w:p>
+      <w:pPr>
+        <w:numPr>
+          <w:numId w:val="0"/>
+        </w:numPr>
+        <w:ind w:leftChars="0"/>
+        <w:rPr>
+          <w:rFonts w:hint="default"/>
+          <w:b w:val="0"/>
+          <w:bCs w:val="0"/>
+          <w:lang w:val="en-US"/>
+        </w:rPr>
+      </w:pPr>
+      <w:r>
+        <w:rPr>
+          <w:rFonts w:hint="default"/>
+          <w:b w:val="0"/>
+          <w:bCs w:val="0"/>
+          <w:lang w:val="en-US"/>
+        </w:rPr>
+        <w:t>If MS2 calls MS3 synchronously:</w:t>
+      </w:r>
+    </w:p>
+    <w:p>
+      <w:pPr>
+        <w:numPr>
+          <w:numId w:val="0"/>
+        </w:numPr>
+        <w:ind w:leftChars="0"/>
+        <w:rPr>
+          <w:rFonts w:hint="default"/>
+          <w:b w:val="0"/>
+          <w:bCs w:val="0"/>
+          <w:lang w:val="en-US"/>
+        </w:rPr>
+      </w:pPr>
+    </w:p>
+    <w:p>
+      <w:pPr>
+        <w:numPr>
+          <w:numId w:val="0"/>
+        </w:numPr>
+        <w:ind w:leftChars="0"/>
+        <w:rPr>
+          <w:rFonts w:hint="default"/>
+          <w:b w:val="0"/>
+          <w:bCs w:val="0"/>
+          <w:lang w:val="en-US"/>
+        </w:rPr>
+      </w:pPr>
+      <w:r>
+        <w:rPr>
+          <w:rFonts w:hint="default"/>
+          <w:b w:val="0"/>
+          <w:bCs w:val="0"/>
+          <w:lang w:val="en-US"/>
+        </w:rPr>
+        <w:t>MS2 sends request to MS3.</w:t>
+      </w:r>
+    </w:p>
+    <w:p>
+      <w:pPr>
+        <w:numPr>
+          <w:numId w:val="0"/>
+        </w:numPr>
+        <w:ind w:leftChars="0"/>
+        <w:rPr>
+          <w:rFonts w:hint="default"/>
+          <w:b w:val="0"/>
+          <w:bCs w:val="0"/>
+          <w:lang w:val="en-US"/>
+        </w:rPr>
+      </w:pPr>
+      <w:r>
+        <w:rPr>
+          <w:rFonts w:hint="default"/>
+          <w:b w:val="0"/>
+          <w:bCs w:val="0"/>
+          <w:lang w:val="en-US"/>
+        </w:rPr>
+        <w:t>MS3 is unavailable → connection/timeout/error occurs.</w:t>
+      </w:r>
+    </w:p>
+    <w:p>
+      <w:pPr>
+        <w:numPr>
+          <w:numId w:val="0"/>
+        </w:numPr>
+        <w:ind w:leftChars="0"/>
+        <w:rPr>
+          <w:rFonts w:hint="default"/>
+          <w:b w:val="0"/>
+          <w:bCs w:val="0"/>
+          <w:lang w:val="en-US"/>
+        </w:rPr>
+      </w:pPr>
+      <w:r>
+        <w:rPr>
+          <w:rFonts w:hint="default"/>
+          <w:b w:val="0"/>
+          <w:bCs w:val="0"/>
+          <w:lang w:val="en-US"/>
+        </w:rPr>
+        <w:t>MS2 receives the failure.</w:t>
+      </w:r>
+    </w:p>
+    <w:p>
+      <w:pPr>
+        <w:numPr>
+          <w:numId w:val="0"/>
+        </w:numPr>
+        <w:ind w:leftChars="0"/>
+        <w:rPr>
+          <w:rFonts w:hint="default"/>
+          <w:b w:val="0"/>
+          <w:bCs w:val="0"/>
+          <w:lang w:val="en-US"/>
+        </w:rPr>
+      </w:pPr>
+      <w:r>
+        <w:rPr>
+          <w:rFonts w:hint="default"/>
+          <w:b w:val="0"/>
+          <w:bCs w:val="0"/>
+          <w:lang w:val="en-US"/>
+        </w:rPr>
+        <w:t>If MS2 doesn't handle it, the exception can propagate back to MS1.</w:t>
+      </w:r>
+    </w:p>
+    <w:p>
+      <w:pPr>
+        <w:numPr>
+          <w:numId w:val="0"/>
+        </w:numPr>
+        <w:ind w:leftChars="0"/>
+        <w:rPr>
+          <w:rFonts w:hint="default"/>
+          <w:b w:val="0"/>
+          <w:bCs w:val="0"/>
+          <w:lang w:val="en-US"/>
+        </w:rPr>
+      </w:pPr>
+      <w:r>
+        <w:rPr>
+          <w:rFonts w:hint="default"/>
+          <w:b w:val="0"/>
+          <w:bCs w:val="0"/>
+          <w:lang w:val="en-US"/>
+        </w:rPr>
+        <w:t>MS1 may also fail or experience increased response time.</w:t>
+      </w:r>
+    </w:p>
+    <w:p>
+      <w:pPr>
+        <w:numPr>
+          <w:numId w:val="0"/>
+        </w:numPr>
+        <w:ind w:leftChars="0"/>
+        <w:rPr>
+          <w:rFonts w:hint="default"/>
+          <w:b w:val="0"/>
+          <w:bCs w:val="0"/>
+          <w:lang w:val="en-US"/>
+        </w:rPr>
+      </w:pPr>
+      <w:r>
+        <w:rPr>
+          <w:rFonts w:hint="default"/>
+          <w:b w:val="0"/>
+          <w:bCs w:val="0"/>
+          <w:lang w:val="en-US"/>
+        </w:rPr>
+        <w:t>Repeated calls can consume threads/connections and affect overall performance.</w:t>
+      </w:r>
+    </w:p>
+    <w:p>
+      <w:pPr>
+        <w:numPr>
+          <w:numId w:val="0"/>
+        </w:numPr>
+        <w:ind w:leftChars="0"/>
+        <w:rPr>
+          <w:rFonts w:hint="default"/>
+          <w:b w:val="0"/>
+          <w:bCs w:val="0"/>
+          <w:lang w:val="en-US"/>
+        </w:rPr>
+      </w:pPr>
+    </w:p>
+    <w:p>
+      <w:pPr>
+        <w:numPr>
+          <w:numId w:val="0"/>
+        </w:numPr>
+        <w:ind w:leftChars="0"/>
+        <w:rPr>
+          <w:rFonts w:hint="default"/>
+          <w:b w:val="0"/>
+          <w:bCs w:val="0"/>
+          <w:lang w:val="en-US"/>
+        </w:rPr>
+      </w:pPr>
+      <w:r>
+        <w:rPr>
+          <w:rFonts w:hint="default"/>
+          <w:b w:val="0"/>
+          <w:bCs w:val="0"/>
+          <w:lang w:val="en-US"/>
+        </w:rPr>
+        <w:t>We can implement resilience/fault-tolerance patterns, such as:</w:t>
+      </w:r>
+    </w:p>
+    <w:p>
+      <w:pPr>
+        <w:numPr>
+          <w:numId w:val="0"/>
+        </w:numPr>
+        <w:ind w:leftChars="0"/>
+        <w:rPr>
+          <w:rFonts w:hint="default"/>
+          <w:b w:val="0"/>
+          <w:bCs w:val="0"/>
+          <w:lang w:val="en-US"/>
+        </w:rPr>
+      </w:pPr>
+    </w:p>
+    <w:p>
+      <w:pPr>
+        <w:numPr>
+          <w:numId w:val="0"/>
+        </w:numPr>
+        <w:ind w:leftChars="0"/>
+        <w:rPr>
+          <w:rFonts w:hint="default"/>
+          <w:b w:val="0"/>
+          <w:bCs w:val="0"/>
+          <w:lang w:val="en-US"/>
+        </w:rPr>
+      </w:pPr>
+      <w:r>
+        <w:rPr>
+          <w:rFonts w:hint="default"/>
+          <w:b w:val="0"/>
+          <w:bCs w:val="0"/>
+          <w:lang w:val="en-US"/>
+        </w:rPr>
+        <w:t>Timeout → don't wait indefinitely for MS3.</w:t>
+      </w:r>
+    </w:p>
+    <w:p>
+      <w:pPr>
+        <w:numPr>
+          <w:numId w:val="0"/>
+        </w:numPr>
+        <w:ind w:leftChars="0"/>
+        <w:rPr>
+          <w:rFonts w:hint="default"/>
+          <w:b w:val="0"/>
+          <w:bCs w:val="0"/>
+          <w:lang w:val="en-US"/>
+        </w:rPr>
+      </w:pPr>
+      <w:r>
+        <w:rPr>
+          <w:rFonts w:hint="default"/>
+          <w:b w:val="0"/>
+          <w:bCs w:val="0"/>
+          <w:lang w:val="en-US"/>
+        </w:rPr>
+        <w:t>Retry → retry temporary failures, with limits/backoff.</w:t>
+      </w:r>
+    </w:p>
+    <w:p>
+      <w:pPr>
+        <w:numPr>
+          <w:numId w:val="0"/>
+        </w:numPr>
+        <w:ind w:leftChars="0"/>
+        <w:rPr>
+          <w:rFonts w:hint="default"/>
+          <w:b w:val="0"/>
+          <w:bCs w:val="0"/>
+          <w:lang w:val="en-US"/>
+        </w:rPr>
+      </w:pPr>
+      <w:r>
+        <w:rPr>
+          <w:rFonts w:hint="default"/>
+          <w:b w:val="0"/>
+          <w:bCs w:val="0"/>
+          <w:lang w:val="en-US"/>
+        </w:rPr>
+        <w:t>Circuit Breaker → after repeated failures, stop calling MS3 temporarily.</w:t>
+      </w:r>
+    </w:p>
+    <w:p>
+      <w:pPr>
+        <w:numPr>
+          <w:numId w:val="0"/>
+        </w:numPr>
+        <w:ind w:leftChars="0"/>
+        <w:rPr>
+          <w:rFonts w:hint="default"/>
+          <w:b w:val="0"/>
+          <w:bCs w:val="0"/>
+          <w:lang w:val="en-US"/>
+        </w:rPr>
+      </w:pPr>
+      <w:r>
+        <w:rPr>
+          <w:rFonts w:hint="default"/>
+          <w:b w:val="0"/>
+          <w:bCs w:val="0"/>
+          <w:lang w:val="en-US"/>
+        </w:rPr>
+        <w:t>Fallback → return an alternative/default response if the business allows it.</w:t>
+      </w:r>
+    </w:p>
+    <w:p>
+      <w:pPr>
+        <w:numPr>
+          <w:numId w:val="0"/>
+        </w:numPr>
+        <w:ind w:leftChars="0"/>
+        <w:rPr>
+          <w:rFonts w:hint="default"/>
+          <w:b w:val="0"/>
+          <w:bCs w:val="0"/>
+          <w:lang w:val="en-US"/>
+        </w:rPr>
+      </w:pPr>
+      <w:r>
+        <w:rPr>
+          <w:rFonts w:hint="default"/>
+          <w:b w:val="0"/>
+          <w:bCs w:val="0"/>
+          <w:lang w:val="en-US"/>
+        </w:rPr>
+        <w:t>Bulkhead → prevent MS3 failures from consuming all resources of MS2.</w:t>
+      </w:r>
+    </w:p>
+    <w:p>
+      <w:pPr>
+        <w:numPr>
+          <w:numId w:val="0"/>
+        </w:numPr>
+        <w:ind w:leftChars="0"/>
+        <w:rPr>
+          <w:rFonts w:hint="default"/>
+          <w:b w:val="0"/>
+          <w:bCs w:val="0"/>
+          <w:lang w:val="en-US"/>
+        </w:rPr>
+      </w:pPr>
+    </w:p>
+    <w:p>
+      <w:pPr>
+        <w:numPr>
           <w:ilvl w:val="0"/>
           <w:numId w:val="1"/>
         </w:numPr>
@@ -17617,6 +18068,751 @@
     <w:p>
       <w:pPr>
         <w:numPr>
+          <w:numId w:val="0"/>
+        </w:numPr>
+        <w:tabs>
+          <w:tab w:val="left" w:pos="312"/>
+        </w:tabs>
+        <w:rPr>
+          <w:rFonts w:hint="default"/>
+          <w:lang w:val="en-US"/>
+        </w:rPr>
+      </w:pPr>
+      <w:r>
+        <w:rPr>
+          <w:rFonts w:hint="default"/>
+          <w:lang w:val="en-US"/>
+        </w:rPr>
+        <w:t xml:space="preserve">Ans: </w:t>
+      </w:r>
+    </w:p>
+    <w:tbl>
+      <w:tblPr>
+        <w:tblW w:w="0" w:type="auto"/>
+        <w:tblCellSpacing w:w="15" w:type="dxa"/>
+        <w:tblInd w:w="0" w:type="dxa"/>
+        <w:tblBorders>
+          <w:top w:val="none" w:color="auto" w:sz="0" w:space="0"/>
+          <w:left w:val="none" w:color="auto" w:sz="0" w:space="0"/>
+          <w:bottom w:val="none" w:color="auto" w:sz="0" w:space="0"/>
+          <w:right w:val="none" w:color="auto" w:sz="0" w:space="0"/>
+          <w:insideH w:val="none" w:color="auto" w:sz="0" w:space="0"/>
+          <w:insideV w:val="none" w:color="auto" w:sz="0" w:space="0"/>
+        </w:tblBorders>
+        <w:shd w:val="clear"/>
+        <w:tblLayout w:type="autofit"/>
+        <w:tblCellMar>
+          <w:top w:w="15" w:type="dxa"/>
+          <w:left w:w="15" w:type="dxa"/>
+          <w:bottom w:w="15" w:type="dxa"/>
+          <w:right w:w="15" w:type="dxa"/>
+        </w:tblCellMar>
+      </w:tblPr>
+      <w:tblGrid>
+        <w:gridCol w:w="3162"/>
+        <w:gridCol w:w="5234"/>
+      </w:tblGrid>
+      <w:tr>
+        <w:tblPrEx>
+          <w:tblBorders>
+            <w:top w:val="none" w:color="auto" w:sz="0" w:space="0"/>
+            <w:left w:val="none" w:color="auto" w:sz="0" w:space="0"/>
+            <w:bottom w:val="none" w:color="auto" w:sz="0" w:space="0"/>
+            <w:right w:val="none" w:color="auto" w:sz="0" w:space="0"/>
+            <w:insideH w:val="none" w:color="auto" w:sz="0" w:space="0"/>
+            <w:insideV w:val="none" w:color="auto" w:sz="0" w:space="0"/>
+          </w:tblBorders>
+          <w:shd w:val="clear"/>
+          <w:tblCellMar>
+            <w:top w:w="15" w:type="dxa"/>
+            <w:left w:w="15" w:type="dxa"/>
+            <w:bottom w:w="15" w:type="dxa"/>
+            <w:right w:w="15" w:type="dxa"/>
+          </w:tblCellMar>
+        </w:tblPrEx>
+        <w:trPr>
+          <w:tblHeader/>
+          <w:tblCellSpacing w:w="15" w:type="dxa"/>
+        </w:trPr>
+        <w:tc>
+          <w:tcPr>
+            <w:tcW w:w="0" w:type="auto"/>
+            <w:shd w:val="clear"/>
+            <w:vAlign w:val="center"/>
+          </w:tcPr>
+          <w:p>
+            <w:pPr>
+              <w:keepNext w:val="0"/>
+              <w:keepLines w:val="0"/>
+              <w:widowControl/>
+              <w:suppressLineNumbers w:val="0"/>
+              <w:jc w:val="center"/>
+              <w:rPr>
+                <w:b/>
+                <w:bCs/>
+              </w:rPr>
+            </w:pPr>
+            <w:r>
+              <w:rPr>
+                <w:rFonts w:ascii="SimSun" w:hAnsi="SimSun" w:eastAsia="SimSun" w:cs="SimSun"/>
+                <w:b/>
+                <w:bCs/>
+                <w:kern w:val="0"/>
+                <w:sz w:val="24"/>
+                <w:szCs w:val="24"/>
+                <w:lang w:val="en-US" w:eastAsia="zh-CN" w:bidi="ar"/>
+              </w:rPr>
+              <w:t>Challenge</w:t>
+            </w:r>
+          </w:p>
+        </w:tc>
+        <w:tc>
+          <w:tcPr>
+            <w:tcW w:w="0" w:type="auto"/>
+            <w:shd w:val="clear"/>
+            <w:vAlign w:val="center"/>
+          </w:tcPr>
+          <w:p>
+            <w:pPr>
+              <w:keepNext w:val="0"/>
+              <w:keepLines w:val="0"/>
+              <w:widowControl/>
+              <w:suppressLineNumbers w:val="0"/>
+              <w:jc w:val="center"/>
+              <w:rPr>
+                <w:b/>
+                <w:bCs/>
+              </w:rPr>
+            </w:pPr>
+            <w:r>
+              <w:rPr>
+                <w:rFonts w:ascii="SimSun" w:hAnsi="SimSun" w:eastAsia="SimSun" w:cs="SimSun"/>
+                <w:b/>
+                <w:bCs/>
+                <w:kern w:val="0"/>
+                <w:sz w:val="24"/>
+                <w:szCs w:val="24"/>
+                <w:lang w:val="en-US" w:eastAsia="zh-CN" w:bidi="ar"/>
+              </w:rPr>
+              <w:t>Solution</w:t>
+            </w:r>
+          </w:p>
+        </w:tc>
+      </w:tr>
+      <w:tr>
+        <w:tblPrEx>
+          <w:tblBorders>
+            <w:top w:val="none" w:color="auto" w:sz="0" w:space="0"/>
+            <w:left w:val="none" w:color="auto" w:sz="0" w:space="0"/>
+            <w:bottom w:val="none" w:color="auto" w:sz="0" w:space="0"/>
+            <w:right w:val="none" w:color="auto" w:sz="0" w:space="0"/>
+            <w:insideH w:val="none" w:color="auto" w:sz="0" w:space="0"/>
+            <w:insideV w:val="none" w:color="auto" w:sz="0" w:space="0"/>
+          </w:tblBorders>
+          <w:shd w:val="clear"/>
+          <w:tblCellMar>
+            <w:top w:w="15" w:type="dxa"/>
+            <w:left w:w="15" w:type="dxa"/>
+            <w:bottom w:w="15" w:type="dxa"/>
+            <w:right w:w="15" w:type="dxa"/>
+          </w:tblCellMar>
+        </w:tblPrEx>
+        <w:trPr>
+          <w:tblCellSpacing w:w="15" w:type="dxa"/>
+        </w:trPr>
+        <w:tc>
+          <w:tcPr>
+            <w:tcW w:w="0" w:type="auto"/>
+            <w:shd w:val="clear"/>
+            <w:vAlign w:val="center"/>
+          </w:tcPr>
+          <w:p>
+            <w:pPr>
+              <w:keepNext w:val="0"/>
+              <w:keepLines w:val="0"/>
+              <w:widowControl/>
+              <w:suppressLineNumbers w:val="0"/>
+              <w:jc w:val="left"/>
+            </w:pPr>
+            <w:r>
+              <w:rPr>
+                <w:rStyle w:val="6"/>
+                <w:rFonts w:ascii="SimSun" w:hAnsi="SimSun" w:eastAsia="SimSun" w:cs="SimSun"/>
+                <w:kern w:val="0"/>
+                <w:sz w:val="24"/>
+                <w:szCs w:val="24"/>
+                <w:lang w:val="en-US" w:eastAsia="zh-CN" w:bidi="ar"/>
+              </w:rPr>
+              <w:t>Peak traffic / performance</w:t>
+            </w:r>
+          </w:p>
+        </w:tc>
+        <w:tc>
+          <w:tcPr>
+            <w:tcW w:w="0" w:type="auto"/>
+            <w:shd w:val="clear"/>
+            <w:vAlign w:val="center"/>
+          </w:tcPr>
+          <w:p>
+            <w:pPr>
+              <w:keepNext w:val="0"/>
+              <w:keepLines w:val="0"/>
+              <w:widowControl/>
+              <w:suppressLineNumbers w:val="0"/>
+              <w:jc w:val="left"/>
+            </w:pPr>
+            <w:r>
+              <w:rPr>
+                <w:rFonts w:ascii="SimSun" w:hAnsi="SimSun" w:eastAsia="SimSun" w:cs="SimSun"/>
+                <w:kern w:val="0"/>
+                <w:sz w:val="24"/>
+                <w:szCs w:val="24"/>
+                <w:lang w:val="en-US" w:eastAsia="zh-CN" w:bidi="ar"/>
+              </w:rPr>
+              <w:t>Auto-scaling + optimization</w:t>
+            </w:r>
+          </w:p>
+        </w:tc>
+      </w:tr>
+      <w:tr>
+        <w:tblPrEx>
+          <w:tblBorders>
+            <w:top w:val="none" w:color="auto" w:sz="0" w:space="0"/>
+            <w:left w:val="none" w:color="auto" w:sz="0" w:space="0"/>
+            <w:bottom w:val="none" w:color="auto" w:sz="0" w:space="0"/>
+            <w:right w:val="none" w:color="auto" w:sz="0" w:space="0"/>
+            <w:insideH w:val="none" w:color="auto" w:sz="0" w:space="0"/>
+            <w:insideV w:val="none" w:color="auto" w:sz="0" w:space="0"/>
+          </w:tblBorders>
+          <w:shd w:val="clear"/>
+          <w:tblCellMar>
+            <w:top w:w="15" w:type="dxa"/>
+            <w:left w:w="15" w:type="dxa"/>
+            <w:bottom w:w="15" w:type="dxa"/>
+            <w:right w:w="15" w:type="dxa"/>
+          </w:tblCellMar>
+        </w:tblPrEx>
+        <w:trPr>
+          <w:tblCellSpacing w:w="15" w:type="dxa"/>
+        </w:trPr>
+        <w:tc>
+          <w:tcPr>
+            <w:tcW w:w="0" w:type="auto"/>
+            <w:shd w:val="clear"/>
+            <w:vAlign w:val="center"/>
+          </w:tcPr>
+          <w:p>
+            <w:pPr>
+              <w:keepNext w:val="0"/>
+              <w:keepLines w:val="0"/>
+              <w:widowControl/>
+              <w:suppressLineNumbers w:val="0"/>
+              <w:jc w:val="left"/>
+            </w:pPr>
+            <w:r>
+              <w:rPr>
+                <w:rStyle w:val="6"/>
+                <w:rFonts w:ascii="SimSun" w:hAnsi="SimSun" w:eastAsia="SimSun" w:cs="SimSun"/>
+                <w:kern w:val="0"/>
+                <w:sz w:val="24"/>
+                <w:szCs w:val="24"/>
+                <w:lang w:val="en-US" w:eastAsia="zh-CN" w:bidi="ar"/>
+              </w:rPr>
+              <w:t>Downstream failure</w:t>
+            </w:r>
+          </w:p>
+        </w:tc>
+        <w:tc>
+          <w:tcPr>
+            <w:tcW w:w="0" w:type="auto"/>
+            <w:shd w:val="clear"/>
+            <w:vAlign w:val="center"/>
+          </w:tcPr>
+          <w:p>
+            <w:pPr>
+              <w:keepNext w:val="0"/>
+              <w:keepLines w:val="0"/>
+              <w:widowControl/>
+              <w:suppressLineNumbers w:val="0"/>
+              <w:jc w:val="left"/>
+            </w:pPr>
+            <w:r>
+              <w:rPr>
+                <w:rFonts w:ascii="SimSun" w:hAnsi="SimSun" w:eastAsia="SimSun" w:cs="SimSun"/>
+                <w:kern w:val="0"/>
+                <w:sz w:val="24"/>
+                <w:szCs w:val="24"/>
+                <w:lang w:val="en-US" w:eastAsia="zh-CN" w:bidi="ar"/>
+              </w:rPr>
+              <w:t>Timeout + Retry + Circuit Breaker + Bulkhead</w:t>
+            </w:r>
+          </w:p>
+        </w:tc>
+      </w:tr>
+      <w:tr>
+        <w:tblPrEx>
+          <w:tblBorders>
+            <w:top w:val="none" w:color="auto" w:sz="0" w:space="0"/>
+            <w:left w:val="none" w:color="auto" w:sz="0" w:space="0"/>
+            <w:bottom w:val="none" w:color="auto" w:sz="0" w:space="0"/>
+            <w:right w:val="none" w:color="auto" w:sz="0" w:space="0"/>
+            <w:insideH w:val="none" w:color="auto" w:sz="0" w:space="0"/>
+            <w:insideV w:val="none" w:color="auto" w:sz="0" w:space="0"/>
+          </w:tblBorders>
+          <w:shd w:val="clear"/>
+          <w:tblCellMar>
+            <w:top w:w="15" w:type="dxa"/>
+            <w:left w:w="15" w:type="dxa"/>
+            <w:bottom w:w="15" w:type="dxa"/>
+            <w:right w:w="15" w:type="dxa"/>
+          </w:tblCellMar>
+        </w:tblPrEx>
+        <w:trPr>
+          <w:tblCellSpacing w:w="15" w:type="dxa"/>
+        </w:trPr>
+        <w:tc>
+          <w:tcPr>
+            <w:tcW w:w="0" w:type="auto"/>
+            <w:shd w:val="clear"/>
+            <w:vAlign w:val="center"/>
+          </w:tcPr>
+          <w:p>
+            <w:pPr>
+              <w:keepNext w:val="0"/>
+              <w:keepLines w:val="0"/>
+              <w:widowControl/>
+              <w:suppressLineNumbers w:val="0"/>
+              <w:jc w:val="left"/>
+            </w:pPr>
+            <w:r>
+              <w:rPr>
+                <w:rStyle w:val="6"/>
+                <w:rFonts w:ascii="SimSun" w:hAnsi="SimSun" w:eastAsia="SimSun" w:cs="SimSun"/>
+                <w:kern w:val="0"/>
+                <w:sz w:val="24"/>
+                <w:szCs w:val="24"/>
+                <w:lang w:val="en-US" w:eastAsia="zh-CN" w:bidi="ar"/>
+              </w:rPr>
+              <w:t>Duplicate Kafka processing</w:t>
+            </w:r>
+          </w:p>
+        </w:tc>
+        <w:tc>
+          <w:tcPr>
+            <w:tcW w:w="0" w:type="auto"/>
+            <w:shd w:val="clear"/>
+            <w:vAlign w:val="center"/>
+          </w:tcPr>
+          <w:p>
+            <w:pPr>
+              <w:keepNext w:val="0"/>
+              <w:keepLines w:val="0"/>
+              <w:widowControl/>
+              <w:suppressLineNumbers w:val="0"/>
+              <w:jc w:val="left"/>
+            </w:pPr>
+            <w:r>
+              <w:rPr>
+                <w:rFonts w:ascii="SimSun" w:hAnsi="SimSun" w:eastAsia="SimSun" w:cs="SimSun"/>
+                <w:kern w:val="0"/>
+                <w:sz w:val="24"/>
+                <w:szCs w:val="24"/>
+                <w:lang w:val="en-US" w:eastAsia="zh-CN" w:bidi="ar"/>
+              </w:rPr>
+              <w:t>Idempotency</w:t>
+            </w:r>
+          </w:p>
+        </w:tc>
+      </w:tr>
+    </w:tbl>
+    <w:p>
+      <w:pPr>
+        <w:numPr>
+          <w:numId w:val="0"/>
+        </w:numPr>
+        <w:tabs>
+          <w:tab w:val="left" w:pos="312"/>
+        </w:tabs>
+        <w:rPr>
+          <w:rFonts w:hint="default"/>
+          <w:lang w:val="en-US"/>
+        </w:rPr>
+      </w:pPr>
+      <w:r>
+        <w:rPr>
+          <w:rFonts w:hint="default"/>
+          <w:lang w:val="en-US"/>
+        </w:rPr>
+        <w:t>Database performance / connection exhaustion</w:t>
+      </w:r>
+    </w:p>
+    <w:p>
+      <w:pPr>
+        <w:numPr>
+          <w:numId w:val="0"/>
+        </w:numPr>
+        <w:tabs>
+          <w:tab w:val="left" w:pos="312"/>
+        </w:tabs>
+        <w:rPr>
+          <w:rFonts w:hint="default"/>
+          <w:lang w:val="en-US"/>
+        </w:rPr>
+      </w:pPr>
+    </w:p>
+    <w:p>
+      <w:pPr>
+        <w:numPr>
+          <w:numId w:val="0"/>
+        </w:numPr>
+        <w:tabs>
+          <w:tab w:val="left" w:pos="312"/>
+        </w:tabs>
+        <w:rPr>
+          <w:rFonts w:hint="default"/>
+          <w:lang w:val="en-US"/>
+        </w:rPr>
+      </w:pPr>
+      <w:r>
+        <w:rPr>
+          <w:rFonts w:hint="default"/>
+          <w:lang w:val="en-US"/>
+        </w:rPr>
+        <w:t>Another realistic one:</w:t>
+      </w:r>
+    </w:p>
+    <w:p>
+      <w:pPr>
+        <w:numPr>
+          <w:numId w:val="0"/>
+        </w:numPr>
+        <w:tabs>
+          <w:tab w:val="left" w:pos="312"/>
+        </w:tabs>
+        <w:rPr>
+          <w:rFonts w:hint="default"/>
+          <w:lang w:val="en-US"/>
+        </w:rPr>
+      </w:pPr>
+    </w:p>
+    <w:p>
+      <w:pPr>
+        <w:numPr>
+          <w:numId w:val="0"/>
+        </w:numPr>
+        <w:tabs>
+          <w:tab w:val="left" w:pos="312"/>
+        </w:tabs>
+        <w:rPr>
+          <w:rFonts w:hint="default"/>
+          <w:lang w:val="en-US"/>
+        </w:rPr>
+      </w:pPr>
+      <w:r>
+        <w:rPr>
+          <w:rFonts w:hint="default"/>
+          <w:lang w:val="en-US"/>
+        </w:rPr>
+        <w:t>1000 requests</w:t>
+      </w:r>
+    </w:p>
+    <w:p>
+      <w:pPr>
+        <w:numPr>
+          <w:numId w:val="0"/>
+        </w:numPr>
+        <w:tabs>
+          <w:tab w:val="left" w:pos="312"/>
+        </w:tabs>
+        <w:rPr>
+          <w:rFonts w:hint="default"/>
+          <w:lang w:val="en-US"/>
+        </w:rPr>
+      </w:pPr>
+      <w:r>
+        <w:rPr>
+          <w:rFonts w:hint="default"/>
+          <w:lang w:val="en-US"/>
+        </w:rPr>
+        <w:t xml:space="preserve">     ↓</w:t>
+      </w:r>
+    </w:p>
+    <w:p>
+      <w:pPr>
+        <w:numPr>
+          <w:numId w:val="0"/>
+        </w:numPr>
+        <w:tabs>
+          <w:tab w:val="left" w:pos="312"/>
+        </w:tabs>
+        <w:rPr>
+          <w:rFonts w:hint="default"/>
+          <w:lang w:val="en-US"/>
+        </w:rPr>
+      </w:pPr>
+      <w:r>
+        <w:rPr>
+          <w:rFonts w:hint="default"/>
+          <w:lang w:val="en-US"/>
+        </w:rPr>
+        <w:t>Application</w:t>
+      </w:r>
+    </w:p>
+    <w:p>
+      <w:pPr>
+        <w:numPr>
+          <w:numId w:val="0"/>
+        </w:numPr>
+        <w:tabs>
+          <w:tab w:val="left" w:pos="312"/>
+        </w:tabs>
+        <w:rPr>
+          <w:rFonts w:hint="default"/>
+          <w:lang w:val="en-US"/>
+        </w:rPr>
+      </w:pPr>
+      <w:r>
+        <w:rPr>
+          <w:rFonts w:hint="default"/>
+          <w:lang w:val="en-US"/>
+        </w:rPr>
+        <w:t xml:space="preserve">     ↓</w:t>
+      </w:r>
+    </w:p>
+    <w:p>
+      <w:pPr>
+        <w:numPr>
+          <w:numId w:val="0"/>
+        </w:numPr>
+        <w:tabs>
+          <w:tab w:val="left" w:pos="312"/>
+        </w:tabs>
+        <w:rPr>
+          <w:rFonts w:hint="default"/>
+          <w:lang w:val="en-US"/>
+        </w:rPr>
+      </w:pPr>
+      <w:r>
+        <w:rPr>
+          <w:rFonts w:hint="default"/>
+          <w:lang w:val="en-US"/>
+        </w:rPr>
+        <w:t>Database</w:t>
+      </w:r>
+    </w:p>
+    <w:p>
+      <w:pPr>
+        <w:numPr>
+          <w:numId w:val="0"/>
+        </w:numPr>
+        <w:tabs>
+          <w:tab w:val="left" w:pos="312"/>
+        </w:tabs>
+        <w:rPr>
+          <w:rFonts w:hint="default"/>
+          <w:lang w:val="en-US"/>
+        </w:rPr>
+      </w:pPr>
+    </w:p>
+    <w:p>
+      <w:pPr>
+        <w:numPr>
+          <w:numId w:val="0"/>
+        </w:numPr>
+        <w:tabs>
+          <w:tab w:val="left" w:pos="312"/>
+        </w:tabs>
+        <w:rPr>
+          <w:rFonts w:hint="default"/>
+          <w:lang w:val="en-US"/>
+        </w:rPr>
+      </w:pPr>
+      <w:r>
+        <w:rPr>
+          <w:rFonts w:hint="default"/>
+          <w:lang w:val="en-US"/>
+        </w:rPr>
+        <w:t>Too many concurrent requests can exhaust the DB connection pool.</w:t>
+      </w:r>
+    </w:p>
+    <w:p>
+      <w:pPr>
+        <w:numPr>
+          <w:numId w:val="0"/>
+        </w:numPr>
+        <w:tabs>
+          <w:tab w:val="left" w:pos="312"/>
+        </w:tabs>
+        <w:rPr>
+          <w:rFonts w:hint="default"/>
+          <w:lang w:val="en-US"/>
+        </w:rPr>
+      </w:pPr>
+    </w:p>
+    <w:p>
+      <w:pPr>
+        <w:numPr>
+          <w:numId w:val="0"/>
+        </w:numPr>
+        <w:tabs>
+          <w:tab w:val="left" w:pos="312"/>
+        </w:tabs>
+        <w:rPr>
+          <w:rFonts w:hint="default"/>
+          <w:lang w:val="en-US"/>
+        </w:rPr>
+      </w:pPr>
+      <w:r>
+        <w:rPr>
+          <w:rFonts w:hint="default"/>
+          <w:lang w:val="en-US"/>
+        </w:rPr>
+        <w:t>Solution:</w:t>
+      </w:r>
+    </w:p>
+    <w:p>
+      <w:pPr>
+        <w:numPr>
+          <w:numId w:val="0"/>
+        </w:numPr>
+        <w:tabs>
+          <w:tab w:val="left" w:pos="312"/>
+        </w:tabs>
+        <w:rPr>
+          <w:rFonts w:hint="default"/>
+          <w:lang w:val="en-US"/>
+        </w:rPr>
+      </w:pPr>
+    </w:p>
+    <w:p>
+      <w:pPr>
+        <w:numPr>
+          <w:numId w:val="0"/>
+        </w:numPr>
+        <w:tabs>
+          <w:tab w:val="left" w:pos="312"/>
+        </w:tabs>
+        <w:rPr>
+          <w:rFonts w:hint="default"/>
+          <w:lang w:val="en-US"/>
+        </w:rPr>
+      </w:pPr>
+      <w:r>
+        <w:rPr>
+          <w:rFonts w:hint="default"/>
+          <w:lang w:val="en-US"/>
+        </w:rPr>
+        <w:t>Tune connection pool-- HikaariCP</w:t>
+      </w:r>
+    </w:p>
+    <w:p>
+      <w:pPr>
+        <w:numPr>
+          <w:numId w:val="0"/>
+        </w:numPr>
+        <w:tabs>
+          <w:tab w:val="left" w:pos="312"/>
+        </w:tabs>
+        <w:rPr>
+          <w:rFonts w:hint="default"/>
+          <w:lang w:val="en-US"/>
+        </w:rPr>
+      </w:pPr>
+      <w:r>
+        <w:rPr>
+          <w:rFonts w:hint="default"/>
+          <w:lang w:val="en-US"/>
+        </w:rPr>
+        <w:t>Optimize queries</w:t>
+      </w:r>
+    </w:p>
+    <w:p>
+      <w:pPr>
+        <w:numPr>
+          <w:numId w:val="0"/>
+        </w:numPr>
+        <w:tabs>
+          <w:tab w:val="left" w:pos="312"/>
+        </w:tabs>
+        <w:rPr>
+          <w:rFonts w:hint="default"/>
+          <w:lang w:val="en-US"/>
+        </w:rPr>
+      </w:pPr>
+      <w:r>
+        <w:rPr>
+          <w:rFonts w:hint="default"/>
+          <w:lang w:val="en-US"/>
+        </w:rPr>
+        <w:t>Add indexes</w:t>
+      </w:r>
+    </w:p>
+    <w:p>
+      <w:pPr>
+        <w:numPr>
+          <w:numId w:val="0"/>
+        </w:numPr>
+        <w:tabs>
+          <w:tab w:val="left" w:pos="312"/>
+        </w:tabs>
+        <w:rPr>
+          <w:rFonts w:hint="default"/>
+          <w:lang w:val="en-US"/>
+        </w:rPr>
+      </w:pPr>
+      <w:r>
+        <w:rPr>
+          <w:rFonts w:hint="default"/>
+          <w:lang w:val="en-US"/>
+        </w:rPr>
+        <w:t>Pagination</w:t>
+      </w:r>
+    </w:p>
+    <w:p>
+      <w:pPr>
+        <w:numPr>
+          <w:numId w:val="0"/>
+        </w:numPr>
+        <w:tabs>
+          <w:tab w:val="left" w:pos="312"/>
+        </w:tabs>
+        <w:rPr>
+          <w:rFonts w:hint="default"/>
+          <w:lang w:val="en-US"/>
+        </w:rPr>
+      </w:pPr>
+      <w:r>
+        <w:rPr>
+          <w:rFonts w:hint="default"/>
+          <w:lang w:val="en-US"/>
+        </w:rPr>
+        <w:t>Avoid unnecessary DB calls</w:t>
+      </w:r>
+    </w:p>
+    <w:p>
+      <w:pPr>
+        <w:numPr>
+          <w:numId w:val="0"/>
+        </w:numPr>
+        <w:tabs>
+          <w:tab w:val="left" w:pos="312"/>
+        </w:tabs>
+        <w:rPr>
+          <w:rFonts w:hint="default"/>
+          <w:lang w:val="en-US"/>
+        </w:rPr>
+      </w:pPr>
+      <w:r>
+        <w:rPr>
+          <w:rFonts w:hint="default"/>
+          <w:lang w:val="en-US"/>
+        </w:rPr>
+        <w:t>Monitor connection utilization</w:t>
+      </w:r>
+    </w:p>
+    <w:p>
+      <w:pPr>
+        <w:numPr>
           <w:ilvl w:val="0"/>
           <w:numId w:val="1"/>
         </w:numPr>
@@ -17626,15 +18822,417 @@
           <w:lang w:val="en-US"/>
         </w:rPr>
       </w:pPr>
-    </w:p>
-    <w:p>
-      <w:pPr>
-        <w:rPr>
-          <w:rFonts w:hint="default"/>
-        </w:rPr>
-      </w:pPr>
-    </w:p>
-    <w:p/>
+      <w:r>
+        <w:rPr>
+          <w:rFonts w:hint="default"/>
+          <w:lang w:val="en-US"/>
+        </w:rPr>
+        <w:t>We have API suddenly increase the request from 100 to 100k how to autoscaling?</w:t>
+      </w:r>
+    </w:p>
+    <w:p>
+      <w:pPr>
+        <w:numPr>
+          <w:numId w:val="0"/>
+        </w:numPr>
+        <w:ind w:leftChars="0"/>
+        <w:rPr>
+          <w:rFonts w:hint="default"/>
+          <w:lang w:val="en-US"/>
+        </w:rPr>
+      </w:pPr>
+      <w:r>
+        <w:rPr>
+          <w:rFonts w:hint="default"/>
+          <w:lang w:val="en-US"/>
+        </w:rPr>
+        <w:t>Ans: First, I would identify whether this is a legitimate traffic spike or abnormal traffic. For legitimate traffic, I would use Kubernetes HPA to scale application pods horizontally and use load balancing to distribute requests. I would also use rate limiting to protect the API from excessive traffic. Depending on the use case, caching can reduce database load, and non-critical asynchronous operations can be moved to Kafka. I would also monitor downstream dependencies such as the database, because scaling application pods alone can shift the bottleneck to the database.</w:t>
+      </w:r>
+    </w:p>
+    <w:p>
+      <w:pPr>
+        <w:numPr>
+          <w:numId w:val="0"/>
+        </w:numPr>
+        <w:ind w:leftChars="0"/>
+        <w:rPr>
+          <w:rFonts w:hint="default"/>
+          <w:lang w:val="en-US"/>
+        </w:rPr>
+      </w:pPr>
+    </w:p>
+    <w:p>
+      <w:pPr>
+        <w:numPr>
+          <w:ilvl w:val="0"/>
+          <w:numId w:val="1"/>
+        </w:numPr>
+        <w:ind w:left="0" w:leftChars="0" w:firstLine="0" w:firstLineChars="0"/>
+        <w:rPr>
+          <w:rFonts w:hint="default"/>
+          <w:lang w:val="en-US"/>
+        </w:rPr>
+      </w:pPr>
+      <w:r>
+        <w:rPr>
+          <w:rFonts w:hint="default"/>
+          <w:lang w:val="en-US"/>
+        </w:rPr>
+        <w:t>We have API it takes more time to load. How to improve the performance?</w:t>
+      </w:r>
+    </w:p>
+    <w:p>
+      <w:pPr>
+        <w:numPr>
+          <w:numId w:val="0"/>
+        </w:numPr>
+        <w:tabs>
+          <w:tab w:val="left" w:pos="312"/>
+        </w:tabs>
+        <w:rPr>
+          <w:rFonts w:hint="default"/>
+          <w:lang w:val="en-US"/>
+        </w:rPr>
+      </w:pPr>
+      <w:r>
+        <w:rPr>
+          <w:rFonts w:hint="default"/>
+          <w:lang w:val="en-US"/>
+        </w:rPr>
+        <w:t>Ans; If an API is taking more time to respond, first I would analyze where the latency is coming from. I would check whether the issue is due to increased traffic or whether the API is generally slow even under normal traffic.</w:t>
+      </w:r>
+    </w:p>
+    <w:p>
+      <w:pPr>
+        <w:numPr>
+          <w:numId w:val="0"/>
+        </w:numPr>
+        <w:tabs>
+          <w:tab w:val="left" w:pos="312"/>
+        </w:tabs>
+        <w:rPr>
+          <w:rFonts w:hint="default"/>
+          <w:lang w:val="en-US"/>
+        </w:rPr>
+      </w:pPr>
+    </w:p>
+    <w:p>
+      <w:pPr>
+        <w:numPr>
+          <w:numId w:val="0"/>
+        </w:numPr>
+        <w:tabs>
+          <w:tab w:val="left" w:pos="312"/>
+        </w:tabs>
+        <w:rPr>
+          <w:rFonts w:hint="default"/>
+          <w:lang w:val="en-US"/>
+        </w:rPr>
+      </w:pPr>
+      <w:r>
+        <w:rPr>
+          <w:rFonts w:hint="default"/>
+          <w:lang w:val="en-US"/>
+        </w:rPr>
+        <w:t>Then I would analyze the complete request flow, including application processing, database calls, and downstream service calls.</w:t>
+      </w:r>
+    </w:p>
+    <w:p>
+      <w:pPr>
+        <w:numPr>
+          <w:numId w:val="0"/>
+        </w:numPr>
+        <w:tabs>
+          <w:tab w:val="left" w:pos="312"/>
+        </w:tabs>
+        <w:rPr>
+          <w:rFonts w:hint="default"/>
+          <w:lang w:val="en-US"/>
+        </w:rPr>
+      </w:pPr>
+    </w:p>
+    <w:p>
+      <w:pPr>
+        <w:numPr>
+          <w:numId w:val="0"/>
+        </w:numPr>
+        <w:tabs>
+          <w:tab w:val="left" w:pos="312"/>
+        </w:tabs>
+        <w:rPr>
+          <w:rFonts w:hint="default"/>
+          <w:lang w:val="en-US"/>
+        </w:rPr>
+      </w:pPr>
+      <w:r>
+        <w:rPr>
+          <w:rFonts w:hint="default"/>
+          <w:lang w:val="en-US"/>
+        </w:rPr>
+        <w:t>For database calls, I would check the query execution time and optimize the queries where required. This could include appropriate indexes, avoiding unnecessary data retrieval, pagination, and reviewing the execution plan. If we are repeatedly retrieving relatively static data, we can introduce caching such as Redis.</w:t>
+      </w:r>
+    </w:p>
+    <w:p>
+      <w:pPr>
+        <w:numPr>
+          <w:numId w:val="0"/>
+        </w:numPr>
+        <w:tabs>
+          <w:tab w:val="left" w:pos="312"/>
+        </w:tabs>
+        <w:rPr>
+          <w:rFonts w:hint="default"/>
+          <w:lang w:val="en-US"/>
+        </w:rPr>
+      </w:pPr>
+    </w:p>
+    <w:p>
+      <w:pPr>
+        <w:numPr>
+          <w:numId w:val="0"/>
+        </w:numPr>
+        <w:tabs>
+          <w:tab w:val="left" w:pos="312"/>
+        </w:tabs>
+        <w:rPr>
+          <w:rFonts w:hint="default"/>
+          <w:lang w:val="en-US"/>
+        </w:rPr>
+      </w:pPr>
+      <w:r>
+        <w:rPr>
+          <w:rFonts w:hint="default"/>
+          <w:lang w:val="en-US"/>
+        </w:rPr>
+        <w:t>For downstream calls, I would check whether a dependency is causing the latency. Depending on the requirement, we can use timeout, retry for transient failures, circuit breaker, and bulkhead. However, resilience patterns are mainly for handling failures and slow dependencies; they don't directly make a slow downstream service faster.</w:t>
+      </w:r>
+    </w:p>
+    <w:p>
+      <w:pPr>
+        <w:numPr>
+          <w:numId w:val="0"/>
+        </w:numPr>
+        <w:tabs>
+          <w:tab w:val="left" w:pos="312"/>
+        </w:tabs>
+        <w:rPr>
+          <w:rFonts w:hint="default"/>
+          <w:lang w:val="en-US"/>
+        </w:rPr>
+      </w:pPr>
+    </w:p>
+    <w:p>
+      <w:pPr>
+        <w:numPr>
+          <w:numId w:val="0"/>
+        </w:numPr>
+        <w:tabs>
+          <w:tab w:val="left" w:pos="312"/>
+        </w:tabs>
+        <w:rPr>
+          <w:rFonts w:hint="default"/>
+          <w:lang w:val="en-US"/>
+        </w:rPr>
+      </w:pPr>
+      <w:r>
+        <w:rPr>
+          <w:rFonts w:hint="default"/>
+          <w:lang w:val="en-US"/>
+        </w:rPr>
+        <w:t>I would also check application metrics, logs, and distributed tracing to identify the exact bottleneck and then optimize that specific area.</w:t>
+      </w:r>
+    </w:p>
+    <w:p>
+      <w:pPr>
+        <w:numPr>
+          <w:numId w:val="0"/>
+        </w:numPr>
+        <w:tabs>
+          <w:tab w:val="left" w:pos="312"/>
+        </w:tabs>
+        <w:rPr>
+          <w:rFonts w:hint="default"/>
+          <w:lang w:val="en-US"/>
+        </w:rPr>
+      </w:pPr>
+    </w:p>
+    <w:p>
+      <w:pPr>
+        <w:numPr>
+          <w:ilvl w:val="0"/>
+          <w:numId w:val="1"/>
+        </w:numPr>
+        <w:ind w:left="0" w:leftChars="0" w:firstLine="0" w:firstLineChars="0"/>
+        <w:rPr>
+          <w:rFonts w:hint="default"/>
+          <w:lang w:val="en-US"/>
+        </w:rPr>
+      </w:pPr>
+      <w:r>
+        <w:rPr>
+          <w:rFonts w:hint="default"/>
+          <w:lang w:val="en-US"/>
+        </w:rPr>
+        <w:t xml:space="preserve"> What are issue you faced in production?</w:t>
+      </w:r>
+    </w:p>
+    <w:p>
+      <w:pPr>
+        <w:numPr>
+          <w:numId w:val="0"/>
+        </w:numPr>
+        <w:ind w:leftChars="0"/>
+        <w:rPr>
+          <w:rFonts w:hint="default"/>
+          <w:lang w:val="en-US"/>
+        </w:rPr>
+      </w:pPr>
+      <w:r>
+        <w:rPr>
+          <w:rFonts w:hint="default"/>
+          <w:lang w:val="en-US"/>
+        </w:rPr>
+        <w:t>Ans: In production, most of the issues we encountered were related to scale and real-world traffic rather than basic functional issues, because we perform functional testing in lower environments.</w:t>
+      </w:r>
+    </w:p>
+    <w:p>
+      <w:pPr>
+        <w:numPr>
+          <w:numId w:val="0"/>
+        </w:numPr>
+        <w:ind w:leftChars="0"/>
+        <w:rPr>
+          <w:rFonts w:hint="default"/>
+          <w:lang w:val="en-US"/>
+        </w:rPr>
+      </w:pPr>
+    </w:p>
+    <w:p>
+      <w:pPr>
+        <w:numPr>
+          <w:numId w:val="0"/>
+        </w:numPr>
+        <w:ind w:leftChars="0"/>
+        <w:rPr>
+          <w:rFonts w:hint="default"/>
+          <w:lang w:val="en-US"/>
+        </w:rPr>
+      </w:pPr>
+      <w:r>
+        <w:rPr>
+          <w:rFonts w:hint="default"/>
+          <w:lang w:val="en-US"/>
+        </w:rPr>
+        <w:t>For example, we had cases where an API performed well in lower environments but experienced higher response time in production because the production traffic and data volume were much higher.</w:t>
+      </w:r>
+    </w:p>
+    <w:p>
+      <w:pPr>
+        <w:numPr>
+          <w:numId w:val="0"/>
+        </w:numPr>
+        <w:ind w:leftChars="0"/>
+        <w:rPr>
+          <w:rFonts w:hint="default"/>
+          <w:lang w:val="en-US"/>
+        </w:rPr>
+      </w:pPr>
+    </w:p>
+    <w:p>
+      <w:pPr>
+        <w:numPr>
+          <w:numId w:val="0"/>
+        </w:numPr>
+        <w:ind w:leftChars="0"/>
+        <w:rPr>
+          <w:rFonts w:hint="default"/>
+          <w:lang w:val="en-US"/>
+        </w:rPr>
+      </w:pPr>
+      <w:r>
+        <w:rPr>
+          <w:rFonts w:hint="default"/>
+          <w:lang w:val="en-US"/>
+        </w:rPr>
+        <w:t>When this happened, we first analyzed the application metrics, logs and database performance to identify the bottleneck. Depending on the root cause, we optimized database queries and indexes, introduced caching where appropriate, tuned connection pools, and used autoscaling for increased traffic.</w:t>
+      </w:r>
+    </w:p>
+    <w:p>
+      <w:pPr>
+        <w:numPr>
+          <w:numId w:val="0"/>
+        </w:numPr>
+        <w:ind w:leftChars="0"/>
+        <w:rPr>
+          <w:rFonts w:hint="default"/>
+          <w:lang w:val="en-US"/>
+        </w:rPr>
+      </w:pPr>
+    </w:p>
+    <w:p>
+      <w:pPr>
+        <w:numPr>
+          <w:numId w:val="0"/>
+        </w:numPr>
+        <w:ind w:leftChars="0"/>
+        <w:rPr>
+          <w:rFonts w:hint="default"/>
+          <w:lang w:val="en-US"/>
+        </w:rPr>
+      </w:pPr>
+      <w:r>
+        <w:rPr>
+          <w:rFonts w:hint="default"/>
+          <w:lang w:val="en-US"/>
+        </w:rPr>
+        <w:t>We also had issues related to downstream dependencies. In those cases, we used appropriate resilience mechanisms such as timeout, retry, circuit breaker and bulkhead to prevent one dependency from impacting the overall application.</w:t>
+      </w:r>
+    </w:p>
+    <w:p>
+      <w:pPr>
+        <w:numPr>
+          <w:numId w:val="0"/>
+        </w:numPr>
+        <w:ind w:leftChars="0"/>
+        <w:rPr>
+          <w:rFonts w:hint="default"/>
+          <w:lang w:val="en-US"/>
+        </w:rPr>
+      </w:pPr>
+    </w:p>
+    <w:p>
+      <w:pPr>
+        <w:numPr>
+          <w:numId w:val="0"/>
+        </w:numPr>
+        <w:ind w:leftChars="0"/>
+        <w:rPr>
+          <w:rFonts w:hint="default"/>
+          <w:lang w:val="en-US"/>
+        </w:rPr>
+      </w:pPr>
+      <w:r>
+        <w:rPr>
+          <w:rFonts w:hint="default"/>
+          <w:lang w:val="en-US"/>
+        </w:rPr>
+        <w:t>So, in production, I focus first on identifying the root cause through monitoring and analysis rather than assuming the issue is always in the application code.</w:t>
+      </w:r>
+    </w:p>
+    <w:p>
+      <w:pPr>
+        <w:numPr>
+          <w:numId w:val="0"/>
+        </w:numPr>
+        <w:ind w:leftChars="0"/>
+        <w:rPr>
+          <w:rFonts w:hint="default"/>
+          <w:lang w:val="en-US"/>
+        </w:rPr>
+      </w:pPr>
+      <w:bookmarkStart w:id="0" w:name="_GoBack"/>
+      <w:bookmarkEnd w:id="0"/>
+    </w:p>
     <w:sectPr>
       <w:pgSz w:w="11906" w:h="16838"/>
       <w:pgMar w:top="1440" w:right="1800" w:bottom="1440" w:left="1800" w:header="720" w:footer="720" w:gutter="0"/>
